--- a/TestFile_3.docx
+++ b/TestFile_3.docx
@@ -7,31 +7,39 @@
         <w:t>Здесь тестовый текст…</w:t>
       </w:r>
     </w:p>
+    <w:p/>
+    <w:p>
+      <w:r>
+        <w:t xml:space="preserve">Рисунок </w:t>
+      </w:r>
+      <w:r>
+        <w:t>{}</w:t>
+      </w:r>
+      <w:r>
+        <w:t xml:space="preserve"> – тестовый рисунок 1</w:t>
+      </w:r>
+    </w:p>
+    <w:p/>
     <w:p>
       <w:pPr>
         <w:rPr>
           <w:lang w:val="en-US"/>
         </w:rPr>
       </w:pPr>
-    </w:p>
-    <w:p>
-      <w:r>
-        <w:t xml:space="preserve">Рисунок </w:t>
-      </w:r>
-      <w:r>
-        <w:t>1</w:t>
+      <w:r>
+        <w:t>Здесь тестовый текст снова….</w:t>
+      </w:r>
+      <w:r>
+        <w:t xml:space="preserve"> </w:t>
+      </w:r>
+      <w:r>
+        <w:t xml:space="preserve">Проверяем нумерацию на рисунке </w:t>
       </w:r>
       <w:r>
         <w:rPr>
           <w:lang w:val="en-US"/>
         </w:rPr>
-        <w:t/>
-      </w:r>
-      <w:r>
-        <w:t/>
-      </w:r>
-      <w:r>
-        <w:t xml:space="preserve"> – тестовый рисунок Новостарт</w:t>
+        <w:t>{}.</w:t>
       </w:r>
     </w:p>
     <w:p/>
@@ -40,16 +48,60 @@
         <w:t xml:space="preserve">Рисунок </w:t>
       </w:r>
       <w:r>
-        <w:t>2</w:t>
-      </w:r>
-      <w:r>
-        <w:t xml:space="preserve"> – тестовый рисунок 1</w:t>
+        <w:t>{}</w:t>
+      </w:r>
+      <w:r>
+        <w:t xml:space="preserve"> – тестовый рисунок 2</w:t>
       </w:r>
     </w:p>
     <w:p/>
     <w:p>
-      <w:r>
-        <w:t>Здесь тестовый текст снова….</w:t>
+      <w:pPr>
+        <w:rPr>
+          <w:lang w:val="en-US"/>
+        </w:rPr>
+      </w:pPr>
+      <w:r>
+        <w:t>Новый тест….</w:t>
+      </w:r>
+      <w:r>
+        <w:t xml:space="preserve"> Отлично, а теперь с рисунками </w:t>
+      </w:r>
+      <w:r>
+        <w:t>{</w:t>
+      </w:r>
+      <w:r>
+        <w:rPr>
+          <w:lang w:val="en-US"/>
+        </w:rPr>
+        <w:t>N</w:t>
+      </w:r>
+      <w:r>
+        <w:t xml:space="preserve"> + 1}</w:t>
+      </w:r>
+      <w:r>
+        <w:t xml:space="preserve"> и</w:t>
+      </w:r>
+      <w:r>
+        <w:t xml:space="preserve"> {</w:t>
+      </w:r>
+      <w:r>
+        <w:rPr>
+          <w:lang w:val="en-US"/>
+        </w:rPr>
+        <w:t>N</w:t>
+      </w:r>
+      <w:r>
+        <w:t xml:space="preserve"> + 2} </w:t>
+      </w:r>
+      <w:r>
+        <w:t xml:space="preserve">проверим нумерацию внутритекстовую. А также отличим рисунок </w:t>
+      </w:r>
+      <w:r>
+        <w:rPr>
+          <w:lang w:val="en-US"/>
+        </w:rPr>
+        <w:t>{N}.</w:t>
       </w:r>
     </w:p>
     <w:p/>
@@ -58,16 +110,28 @@
         <w:t xml:space="preserve">Рисунок </w:t>
       </w:r>
       <w:r>
+        <w:t>{}</w:t>
+      </w:r>
+      <w:r>
+        <w:t xml:space="preserve"> – тестовый рисунок </w:t>
+      </w:r>
+      <w:r>
         <w:t>3</w:t>
-      </w:r>
-      <w:r>
-        <w:t xml:space="preserve"> – тестовый рисунок 2</w:t>
       </w:r>
     </w:p>
     <w:p/>
     <w:p>
       <w:r>
-        <w:t>Новый тест….</w:t>
+        <w:t xml:space="preserve">Рисунок </w:t>
+      </w:r>
+      <w:r>
+        <w:t>{}</w:t>
+      </w:r>
+      <w:r>
+        <w:t xml:space="preserve"> – тестовый рисунок </w:t>
+      </w:r>
+      <w:r>
+        <w:t>4</w:t>
       </w:r>
     </w:p>
     <w:p/>
@@ -76,76 +140,53 @@
         <w:t xml:space="preserve">Рисунок </w:t>
       </w:r>
       <w:r>
-        <w:t>1</w:t>
-      </w:r>
-      <w:r>
+        <w:t>{}</w:t>
+      </w:r>
+      <w:r>
+        <w:t xml:space="preserve"> – тестовый рисунок </w:t>
+      </w:r>
+      <w:r>
+        <w:t>5</w:t>
+      </w:r>
+    </w:p>
+    <w:p/>
+    <w:p>
+      <w:pPr>
         <w:rPr>
           <w:lang w:val="en-US"/>
         </w:rPr>
-        <w:t/>
-      </w:r>
-      <w:r>
-        <w:t/>
-      </w:r>
-      <w:r>
-        <w:t xml:space="preserve"> – тестовый рисунок </w:t>
-      </w:r>
-      <w:r>
-        <w:t>Новостарт</w:t>
+      </w:pPr>
+      <w:r>
+        <w:t>Множество рисунков…</w:t>
+      </w:r>
+      <w:r>
+        <w:t xml:space="preserve"> Теперь</w:t>
+      </w:r>
+      <w:r>
+        <w:rPr>
+          <w:lang w:val="en-US"/>
+        </w:rPr>
+        <w:t>,</w:t>
+      </w:r>
+      <w:r>
+        <w:t xml:space="preserve"> когда вся последующая нумерация проверена, проверим предыдущую. Предыдущие рисунки </w:t>
+      </w:r>
+      <w:r>
+        <w:rPr>
+          <w:lang w:val="en-US"/>
+        </w:rPr>
+        <w:t xml:space="preserve">{P}, {P + 1} </w:t>
+      </w:r>
+      <w:r>
+        <w:t xml:space="preserve">и </w:t>
+      </w:r>
+      <w:r>
+        <w:rPr>
+          <w:lang w:val="en-US"/>
+        </w:rPr>
+        <w:t>{P + 2}.</w:t>
       </w:r>
     </w:p>
-    <w:p/>
-    <w:p>
-      <w:r>
-        <w:t xml:space="preserve">Рисунок </w:t>
-      </w:r>
-      <w:r>
-        <w:t>2</w:t>
-      </w:r>
-      <w:r>
-        <w:t xml:space="preserve"> – тестовый рисунок </w:t>
-      </w:r>
-      <w:r>
-        <w:t>3</w:t>
-      </w:r>
-    </w:p>
-    <w:p/>
-    <w:p>
-      <w:r>
-        <w:t xml:space="preserve">Рисунок </w:t>
-      </w:r>
-      <w:r>
-        <w:t>3</w:t>
-      </w:r>
-      <w:r>
-        <w:t xml:space="preserve"> – тестовый рисунок </w:t>
-      </w:r>
-      <w:r>
-        <w:t>4</w:t>
-      </w:r>
-    </w:p>
-    <w:p/>
-    <w:p>
-      <w:r>
-        <w:t xml:space="preserve">Рисунок </w:t>
-      </w:r>
-      <w:r>
-        <w:t>4</w:t>
-      </w:r>
-      <w:r>
-        <w:t xml:space="preserve"> – тестовый рисунок </w:t>
-      </w:r>
-      <w:r>
-        <w:t>5</w:t>
-      </w:r>
-    </w:p>
-    <w:p/>
-    <w:p>
-      <w:r>
-        <w:t>Множество рисунков…</w:t>
-      </w:r>
-    </w:p>
-    <w:p/>
     <w:sectPr>
       <w:pgSz w:w="11906" w:h="16838"/>
       <w:pgMar w:top="1134" w:right="850" w:bottom="1134" w:left="1701" w:header="708" w:footer="708" w:gutter="0"/>
@@ -554,7 +595,7 @@
   <w:style w:type="paragraph" w:default="1" w:styleId="a">
     <w:name w:val="Normal"/>
     <w:qFormat/>
-    <w:rsid w:val="00271077"/>
+    <w:rsid w:val="00E376A6"/>
   </w:style>
   <w:style w:type="character" w:default="1" w:styleId="a0">
     <w:name w:val="Default Paragraph Font"/>

--- a/TestFile_3.docx
+++ b/TestFile_3.docx
@@ -13,7 +13,7 @@
         <w:t xml:space="preserve">Рисунок </w:t>
       </w:r>
       <w:r>
-        <w:t>{}</w:t>
+        <w:t>1</w:t>
       </w:r>
       <w:r>
         <w:t xml:space="preserve"> – тестовый рисунок 1</w:t>
@@ -30,7 +30,7 @@
         <w:t>Здесь тестовый текст снова….</w:t>
       </w:r>
       <w:r>
-        <w:t xml:space="preserve"> </w:t>
+        <w:t xml:space="preserve"/>
       </w:r>
       <w:r>
         <w:t xml:space="preserve">Проверяем нумерацию на рисунке </w:t>
@@ -48,7 +48,7 @@
         <w:t xml:space="preserve">Рисунок </w:t>
       </w:r>
       <w:r>
-        <w:t>{}</w:t>
+        <w:t>2</w:t>
       </w:r>
       <w:r>
         <w:t xml:space="preserve"> – тестовый рисунок 2</w:t>
@@ -110,7 +110,7 @@
         <w:t xml:space="preserve">Рисунок </w:t>
       </w:r>
       <w:r>
-        <w:t>{}</w:t>
+        <w:t>3</w:t>
       </w:r>
       <w:r>
         <w:t xml:space="preserve"> – тестовый рисунок </w:t>
@@ -125,7 +125,7 @@
         <w:t xml:space="preserve">Рисунок </w:t>
       </w:r>
       <w:r>
-        <w:t>{}</w:t>
+        <w:t>4</w:t>
       </w:r>
       <w:r>
         <w:t xml:space="preserve"> – тестовый рисунок </w:t>
@@ -140,7 +140,7 @@
         <w:t xml:space="preserve">Рисунок </w:t>
       </w:r>
       <w:r>
-        <w:t>{}</w:t>
+        <w:t>5</w:t>
       </w:r>
       <w:r>
         <w:t xml:space="preserve"> – тестовый рисунок </w:t>

--- a/TestFile_3.docx
+++ b/TestFile_3.docx
@@ -13,7 +13,7 @@
         <w:t xml:space="preserve">Рисунок </w:t>
       </w:r>
       <w:r>
-        <w:t>1</w:t>
+        <w:t>{}</w:t>
       </w:r>
       <w:r>
         <w:t xml:space="preserve"> – тестовый рисунок 1</w:t>
@@ -21,25 +21,26 @@
     </w:p>
     <w:p/>
     <w:p>
-      <w:pPr>
+      <w:r>
+        <w:t>Здесь тестовый текст снова…</w:t>
+      </w:r>
+      <w:r>
+        <w:t xml:space="preserve"> </w:t>
+      </w:r>
+      <w:r>
+        <w:t xml:space="preserve">Проверяем нумерацию на рисунке </w:t>
+      </w:r>
+      <w:r>
+        <w:t>{</w:t>
+      </w:r>
+      <w:r>
         <w:rPr>
           <w:lang w:val="en-US"/>
         </w:rPr>
-      </w:pPr>
-      <w:r>
-        <w:t>Здесь тестовый текст снова….</w:t>
-      </w:r>
-      <w:r>
-        <w:t xml:space="preserve"/>
-      </w:r>
-      <w:r>
-        <w:t xml:space="preserve">Проверяем нумерацию на рисунке </w:t>
-      </w:r>
-      <w:r>
-        <w:rPr>
-          <w:lang w:val="en-US"/>
-        </w:rPr>
-        <w:t>{}.</w:t>
+        <w:t>P</w:t>
+      </w:r>
+      <w:r>
+        <w:t>}.</w:t>
       </w:r>
     </w:p>
     <w:p/>
@@ -48,7 +49,7 @@
         <w:t xml:space="preserve">Рисунок </w:t>
       </w:r>
       <w:r>
-        <w:t>2</w:t>
+        <w:t>{}</w:t>
       </w:r>
       <w:r>
         <w:t xml:space="preserve"> – тестовый рисунок 2</w:t>
@@ -56,11 +57,6 @@
     </w:p>
     <w:p/>
     <w:p>
-      <w:pPr>
-        <w:rPr>
-          <w:lang w:val="en-US"/>
-        </w:rPr>
-      </w:pPr>
       <w:r>
         <w:t>Новый тест….</w:t>
       </w:r>
@@ -98,10 +94,16 @@
         <w:t xml:space="preserve">проверим нумерацию внутритекстовую. А также отличим рисунок </w:t>
       </w:r>
       <w:r>
+        <w:t>{</w:t>
+      </w:r>
+      <w:r>
         <w:rPr>
           <w:lang w:val="en-US"/>
         </w:rPr>
-        <w:t>{N}.</w:t>
+        <w:t>N</w:t>
+      </w:r>
+      <w:r>
+        <w:t>}.</w:t>
       </w:r>
     </w:p>
     <w:p/>
@@ -110,7 +112,7 @@
         <w:t xml:space="preserve">Рисунок </w:t>
       </w:r>
       <w:r>
-        <w:t>3</w:t>
+        <w:t>{}</w:t>
       </w:r>
       <w:r>
         <w:t xml:space="preserve"> – тестовый рисунок </w:t>
@@ -125,7 +127,7 @@
         <w:t xml:space="preserve">Рисунок </w:t>
       </w:r>
       <w:r>
-        <w:t>4</w:t>
+        <w:t>{}</w:t>
       </w:r>
       <w:r>
         <w:t xml:space="preserve"> – тестовый рисунок </w:t>
@@ -140,7 +142,7 @@
         <w:t xml:space="preserve">Рисунок </w:t>
       </w:r>
       <w:r>
-        <w:t>5</w:t>
+        <w:t>{}</w:t>
       </w:r>
       <w:r>
         <w:t xml:space="preserve"> – тестовый рисунок </w:t>
@@ -151,40 +153,53 @@
     </w:p>
     <w:p/>
     <w:p>
-      <w:pPr>
+      <w:r>
+        <w:t>Множество рисунков…</w:t>
+      </w:r>
+      <w:r>
+        <w:t xml:space="preserve"> Теперь</w:t>
+      </w:r>
+      <w:r>
+        <w:t>,</w:t>
+      </w:r>
+      <w:r>
+        <w:t xml:space="preserve"> когда вся последующая нумерация проверена, проверим предыдущую. Предыдущие рисунки </w:t>
+      </w:r>
+      <w:r>
+        <w:t>{</w:t>
+      </w:r>
+      <w:r>
         <w:rPr>
           <w:lang w:val="en-US"/>
         </w:rPr>
-      </w:pPr>
-      <w:r>
-        <w:t>Множество рисунков…</w:t>
-      </w:r>
-      <w:r>
-        <w:t xml:space="preserve"> Теперь</w:t>
+        <w:t>P</w:t>
+      </w:r>
+      <w:r>
+        <w:t>}, {</w:t>
       </w:r>
       <w:r>
         <w:rPr>
           <w:lang w:val="en-US"/>
         </w:rPr>
-        <w:t>,</w:t>
-      </w:r>
-      <w:r>
-        <w:t xml:space="preserve"> когда вся последующая нумерация проверена, проверим предыдущую. Предыдущие рисунки </w:t>
+        <w:t>P</w:t>
+      </w:r>
+      <w:r>
+        <w:t xml:space="preserve"> + 1} </w:t>
+      </w:r>
+      <w:r>
+        <w:t xml:space="preserve">и </w:t>
+      </w:r>
+      <w:r>
+        <w:t>{</w:t>
       </w:r>
       <w:r>
         <w:rPr>
           <w:lang w:val="en-US"/>
         </w:rPr>
-        <w:t xml:space="preserve">{P}, {P + 1} </w:t>
-      </w:r>
-      <w:r>
-        <w:t xml:space="preserve">и </w:t>
-      </w:r>
-      <w:r>
-        <w:rPr>
-          <w:lang w:val="en-US"/>
-        </w:rPr>
-        <w:t>{P + 2}.</w:t>
+        <w:t>P</w:t>
+      </w:r>
+      <w:r>
+        <w:t xml:space="preserve"> + 2}.</w:t>
       </w:r>
     </w:p>
     <w:sectPr>

--- a/TestFile_3.docx
+++ b/TestFile_3.docx
@@ -6,32 +6,14 @@
       <w:r>
         <w:t>Здесь тестовый текст…</w:t>
       </w:r>
-    </w:p>
-    <w:p/>
-    <w:p>
-      <w:r>
-        <w:t xml:space="preserve">Рисунок </w:t>
-      </w:r>
-      <w:r>
-        <w:t>{}</w:t>
-      </w:r>
-      <w:r>
-        <w:t xml:space="preserve"> – тестовый рисунок 1</w:t>
-      </w:r>
-    </w:p>
-    <w:p/>
-    <w:p>
-      <w:r>
-        <w:t>Здесь тестовый текст снова…</w:t>
-      </w:r>
       <w:r>
         <w:t xml:space="preserve"> </w:t>
       </w:r>
       <w:r>
-        <w:t xml:space="preserve">Проверяем нумерацию на рисунке </w:t>
-      </w:r>
-      <w:r>
-        <w:t>{</w:t>
+        <w:t>Проверка первого пограничного случая. Рисунок</w:t>
+      </w:r>
+      <w:r>
+        <w:t xml:space="preserve"> {</w:t>
       </w:r>
       <w:r>
         <w:rPr>
@@ -40,6 +22,60 @@
         <w:t>P</w:t>
       </w:r>
       <w:r>
+        <w:t>}</w:t>
+      </w:r>
+      <w:r>
+        <w:t xml:space="preserve"> не должен здесь существовать</w:t>
+      </w:r>
+      <w:r>
+        <w:t>.</w:t>
+      </w:r>
+      <w:r>
+        <w:t xml:space="preserve"> Рисунки </w:t>
+      </w:r>
+      <w:r>
+        <w:rPr>
+          <w:lang w:val="en-US"/>
+        </w:rPr>
+        <w:t xml:space="preserve">{}, {}, {} </w:t>
+      </w:r>
+      <w:r>
+        <w:t>появятся здесь.</w:t>
+      </w:r>
+    </w:p>
+    <w:p/>
+    <w:p>
+      <w:r>
+        <w:t xml:space="preserve">Рисунок </w:t>
+      </w:r>
+      <w:r>
+        <w:t>{}</w:t>
+      </w:r>
+      <w:r>
+        <w:t xml:space="preserve"> – тестовый рисунок 1</w:t>
+      </w:r>
+    </w:p>
+    <w:p/>
+    <w:p>
+      <w:r>
+        <w:t>Здесь тестовый текст снова…</w:t>
+      </w:r>
+      <w:r>
+        <w:t xml:space="preserve"> </w:t>
+      </w:r>
+      <w:r>
+        <w:t xml:space="preserve">Проверяем нумерацию на рисунке </w:t>
+      </w:r>
+      <w:r>
+        <w:t>{</w:t>
+      </w:r>
+      <w:r>
+        <w:rPr>
+          <w:lang w:val="en-US"/>
+        </w:rPr>
+        <w:t>P</w:t>
+      </w:r>
+      <w:r>
         <w:t>}.</w:t>
       </w:r>
     </w:p>
@@ -200,6 +236,32 @@
       </w:r>
       <w:r>
         <w:t xml:space="preserve"> + 2}.</w:t>
+      </w:r>
+      <w:r>
+        <w:t xml:space="preserve"> </w:t>
+      </w:r>
+    </w:p>
+    <w:p>
+      <w:r>
+        <w:t xml:space="preserve">Проверка пограничных случаев. Следующего рисунка под номером </w:t>
+      </w:r>
+      <w:r>
+        <w:t>{</w:t>
+      </w:r>
+      <w:r>
+        <w:rPr>
+          <w:lang w:val="en-US"/>
+        </w:rPr>
+        <w:t>N</w:t>
+      </w:r>
+      <w:r>
+        <w:t xml:space="preserve">} </w:t>
+      </w:r>
+      <w:r>
+        <w:t>должно не быть</w:t>
+      </w:r>
+      <w:r>
+        <w:t>.</w:t>
       </w:r>
     </w:p>
     <w:sectPr>
